--- a/Tuần 6/1150080068_TranMinhNhat_Buoi6.docx
+++ b/Tuần 6/1150080068_TranMinhNhat_Buoi6.docx
@@ -262,244 +262,64 @@
         </w:rPr>
         <w:t xml:space="preserve"> </w:t>
       </w:r>
-      <w:proofErr w:type="spellStart"/>
       <w:r>
         <w:rPr>
           <w:rFonts w:ascii="Times New Roman" w:hAnsi="Times New Roman" w:cs="Times New Roman"/>
           <w:sz w:val="28"/>
           <w:szCs w:val="28"/>
         </w:rPr>
-        <w:t>Giảng</w:t>
-      </w:r>
-      <w:proofErr w:type="spellEnd"/>
-      <w:r>
-        <w:rPr>
-          <w:rFonts w:ascii="Times New Roman" w:hAnsi="Times New Roman" w:cs="Times New Roman"/>
+        <w:t xml:space="preserve">Giảng viên hướng dẫn: </w:t>
+      </w:r>
+      <w:r>
+        <w:rPr>
+          <w:rFonts w:ascii="Times New Roman" w:hAnsi="Times New Roman" w:cs="Times New Roman"/>
+          <w:b/>
           <w:sz w:val="28"/>
           <w:szCs w:val="28"/>
         </w:rPr>
-        <w:t xml:space="preserve"> </w:t>
-      </w:r>
-      <w:proofErr w:type="spellStart"/>
-      <w:r>
-        <w:rPr>
-          <w:rFonts w:ascii="Times New Roman" w:hAnsi="Times New Roman" w:cs="Times New Roman"/>
+        <w:t>ThS. Phạm Trọng Huynh</w:t>
+      </w:r>
+    </w:p>
+    <w:p>
+      <w:pPr>
+        <w:ind w:firstLine="2070"/>
+        <w:rPr>
+          <w:rFonts w:ascii="Times New Roman" w:hAnsi="Times New Roman" w:cs="Times New Roman"/>
+          <w:b/>
           <w:sz w:val="28"/>
           <w:szCs w:val="28"/>
-        </w:rPr>
-        <w:t>viên</w:t>
-      </w:r>
-      <w:proofErr w:type="spellEnd"/>
+          <w:lang w:val="en-US"/>
+        </w:rPr>
+      </w:pPr>
       <w:r>
         <w:rPr>
           <w:rFonts w:ascii="Times New Roman" w:hAnsi="Times New Roman" w:cs="Times New Roman"/>
           <w:sz w:val="28"/>
           <w:szCs w:val="28"/>
         </w:rPr>
-        <w:t xml:space="preserve"> </w:t>
-      </w:r>
-      <w:proofErr w:type="spellStart"/>
+        <w:t xml:space="preserve">Sinh viên thực hiện: Trần </w:t>
+      </w:r>
       <w:r>
         <w:rPr>
           <w:rFonts w:ascii="Times New Roman" w:hAnsi="Times New Roman" w:cs="Times New Roman"/>
           <w:sz w:val="28"/>
           <w:szCs w:val="28"/>
-        </w:rPr>
-        <w:t>hướng</w:t>
-      </w:r>
-      <w:proofErr w:type="spellEnd"/>
-      <w:r>
-        <w:rPr>
-          <w:rFonts w:ascii="Times New Roman" w:hAnsi="Times New Roman" w:cs="Times New Roman"/>
+          <w:lang w:val="en-US"/>
+        </w:rPr>
+        <w:t>Minh Nhật</w:t>
+      </w:r>
+    </w:p>
+    <w:p>
+      <w:pPr>
+        <w:ind w:firstLine="2070"/>
+        <w:rPr>
+          <w:rFonts w:ascii="Times New Roman" w:hAnsi="Times New Roman" w:cs="Times New Roman"/>
+          <w:b/>
           <w:sz w:val="28"/>
           <w:szCs w:val="28"/>
-        </w:rPr>
-        <w:t xml:space="preserve"> </w:t>
-      </w:r>
-      <w:proofErr w:type="spellStart"/>
-      <w:r>
-        <w:rPr>
-          <w:rFonts w:ascii="Times New Roman" w:hAnsi="Times New Roman" w:cs="Times New Roman"/>
-          <w:sz w:val="28"/>
-          <w:szCs w:val="28"/>
-        </w:rPr>
-        <w:t>dẫn</w:t>
-      </w:r>
-      <w:proofErr w:type="spellEnd"/>
-      <w:r>
-        <w:rPr>
-          <w:rFonts w:ascii="Times New Roman" w:hAnsi="Times New Roman" w:cs="Times New Roman"/>
-          <w:sz w:val="28"/>
-          <w:szCs w:val="28"/>
-        </w:rPr>
-        <w:t xml:space="preserve">: </w:t>
-      </w:r>
-      <w:proofErr w:type="spellStart"/>
-      <w:r>
-        <w:rPr>
-          <w:rFonts w:ascii="Times New Roman" w:hAnsi="Times New Roman" w:cs="Times New Roman"/>
-          <w:b/>
-          <w:sz w:val="28"/>
-          <w:szCs w:val="28"/>
-        </w:rPr>
-        <w:t>ThS</w:t>
-      </w:r>
-      <w:proofErr w:type="spellEnd"/>
-      <w:r>
-        <w:rPr>
-          <w:rFonts w:ascii="Times New Roman" w:hAnsi="Times New Roman" w:cs="Times New Roman"/>
-          <w:b/>
-          <w:sz w:val="28"/>
-          <w:szCs w:val="28"/>
-        </w:rPr>
-        <w:t xml:space="preserve">. </w:t>
-      </w:r>
-      <w:proofErr w:type="spellStart"/>
-      <w:r>
-        <w:rPr>
-          <w:rFonts w:ascii="Times New Roman" w:hAnsi="Times New Roman" w:cs="Times New Roman"/>
-          <w:b/>
-          <w:sz w:val="28"/>
-          <w:szCs w:val="28"/>
-        </w:rPr>
-        <w:t>Phạm</w:t>
-      </w:r>
-      <w:proofErr w:type="spellEnd"/>
-      <w:r>
-        <w:rPr>
-          <w:rFonts w:ascii="Times New Roman" w:hAnsi="Times New Roman" w:cs="Times New Roman"/>
-          <w:b/>
-          <w:sz w:val="28"/>
-          <w:szCs w:val="28"/>
-        </w:rPr>
-        <w:t xml:space="preserve"> </w:t>
-      </w:r>
-      <w:proofErr w:type="spellStart"/>
-      <w:r>
-        <w:rPr>
-          <w:rFonts w:ascii="Times New Roman" w:hAnsi="Times New Roman" w:cs="Times New Roman"/>
-          <w:b/>
-          <w:sz w:val="28"/>
-          <w:szCs w:val="28"/>
-        </w:rPr>
-        <w:t>Trọng</w:t>
-      </w:r>
-      <w:proofErr w:type="spellEnd"/>
-      <w:r>
-        <w:rPr>
-          <w:rFonts w:ascii="Times New Roman" w:hAnsi="Times New Roman" w:cs="Times New Roman"/>
-          <w:b/>
-          <w:sz w:val="28"/>
-          <w:szCs w:val="28"/>
-        </w:rPr>
-        <w:t xml:space="preserve"> Huynh</w:t>
-      </w:r>
-    </w:p>
-    <w:p>
-      <w:pPr>
-        <w:ind w:firstLine="2070"/>
-        <w:rPr>
-          <w:rFonts w:ascii="Times New Roman" w:hAnsi="Times New Roman" w:cs="Times New Roman"/>
-          <w:b/>
-          <w:sz w:val="28"/>
-          <w:szCs w:val="28"/>
-          <w:lang w:val="en-US"/>
-        </w:rPr>
-      </w:pPr>
-      <w:proofErr w:type="spellStart"/>
-      <w:r>
-        <w:rPr>
-          <w:rFonts w:ascii="Times New Roman" w:hAnsi="Times New Roman" w:cs="Times New Roman"/>
-          <w:sz w:val="28"/>
-          <w:szCs w:val="28"/>
-        </w:rPr>
-        <w:t>Sinh</w:t>
-      </w:r>
-      <w:proofErr w:type="spellEnd"/>
-      <w:r>
-        <w:rPr>
-          <w:rFonts w:ascii="Times New Roman" w:hAnsi="Times New Roman" w:cs="Times New Roman"/>
-          <w:sz w:val="28"/>
-          <w:szCs w:val="28"/>
-        </w:rPr>
-        <w:t xml:space="preserve"> </w:t>
-      </w:r>
-      <w:proofErr w:type="spellStart"/>
-      <w:r>
-        <w:rPr>
-          <w:rFonts w:ascii="Times New Roman" w:hAnsi="Times New Roman" w:cs="Times New Roman"/>
-          <w:sz w:val="28"/>
-          <w:szCs w:val="28"/>
-        </w:rPr>
-        <w:t>viên</w:t>
-      </w:r>
-      <w:proofErr w:type="spellEnd"/>
-      <w:r>
-        <w:rPr>
-          <w:rFonts w:ascii="Times New Roman" w:hAnsi="Times New Roman" w:cs="Times New Roman"/>
-          <w:sz w:val="28"/>
-          <w:szCs w:val="28"/>
-        </w:rPr>
-        <w:t xml:space="preserve"> </w:t>
-      </w:r>
-      <w:proofErr w:type="spellStart"/>
-      <w:r>
-        <w:rPr>
-          <w:rFonts w:ascii="Times New Roman" w:hAnsi="Times New Roman" w:cs="Times New Roman"/>
-          <w:sz w:val="28"/>
-          <w:szCs w:val="28"/>
-        </w:rPr>
-        <w:t>thực</w:t>
-      </w:r>
-      <w:proofErr w:type="spellEnd"/>
-      <w:r>
-        <w:rPr>
-          <w:rFonts w:ascii="Times New Roman" w:hAnsi="Times New Roman" w:cs="Times New Roman"/>
-          <w:sz w:val="28"/>
-          <w:szCs w:val="28"/>
-        </w:rPr>
-        <w:t xml:space="preserve"> </w:t>
-      </w:r>
-      <w:proofErr w:type="spellStart"/>
-      <w:r>
-        <w:rPr>
-          <w:rFonts w:ascii="Times New Roman" w:hAnsi="Times New Roman" w:cs="Times New Roman"/>
-          <w:sz w:val="28"/>
-          <w:szCs w:val="28"/>
-        </w:rPr>
-        <w:t>hiện</w:t>
-      </w:r>
-      <w:proofErr w:type="spellEnd"/>
-      <w:r>
-        <w:rPr>
-          <w:rFonts w:ascii="Times New Roman" w:hAnsi="Times New Roman" w:cs="Times New Roman"/>
-          <w:sz w:val="28"/>
-          <w:szCs w:val="28"/>
-        </w:rPr>
-        <w:t xml:space="preserve">: Trần </w:t>
-      </w:r>
-      <w:r>
-        <w:rPr>
-          <w:rFonts w:ascii="Times New Roman" w:hAnsi="Times New Roman" w:cs="Times New Roman"/>
-          <w:sz w:val="28"/>
-          <w:szCs w:val="28"/>
-          <w:lang w:val="en-US"/>
-        </w:rPr>
-        <w:t>Minh Nhật</w:t>
-      </w:r>
-    </w:p>
-    <w:p>
-      <w:pPr>
-        <w:ind w:firstLine="2070"/>
-        <w:rPr>
-          <w:rFonts w:ascii="Times New Roman" w:hAnsi="Times New Roman" w:cs="Times New Roman"/>
-          <w:b/>
-          <w:sz w:val="28"/>
-          <w:szCs w:val="28"/>
-          <w:lang w:val="en-US"/>
-        </w:rPr>
-      </w:pPr>
-      <w:proofErr w:type="spellStart"/>
+          <w:lang w:val="en-US"/>
+        </w:rPr>
+      </w:pPr>
       <w:r>
         <w:rPr>
           <w:rFonts w:ascii="Times New Roman" w:hAnsi="Times New Roman" w:cs="Times New Roman"/>
@@ -507,122 +327,51 @@
           <w:sz w:val="28"/>
           <w:szCs w:val="28"/>
         </w:rPr>
-        <w:t>Mã</w:t>
-      </w:r>
-      <w:proofErr w:type="spellEnd"/>
-      <w:r>
-        <w:rPr>
-          <w:rFonts w:ascii="Times New Roman" w:hAnsi="Times New Roman" w:cs="Times New Roman"/>
-          <w:bCs/>
+        <w:t>Mã số sinh viên</w:t>
+      </w:r>
+      <w:r>
+        <w:rPr>
+          <w:rFonts w:ascii="Times New Roman" w:hAnsi="Times New Roman" w:cs="Times New Roman"/>
+          <w:b/>
           <w:sz w:val="28"/>
           <w:szCs w:val="28"/>
         </w:rPr>
-        <w:t xml:space="preserve"> </w:t>
-      </w:r>
-      <w:proofErr w:type="spellStart"/>
-      <w:r>
-        <w:rPr>
-          <w:rFonts w:ascii="Times New Roman" w:hAnsi="Times New Roman" w:cs="Times New Roman"/>
-          <w:bCs/>
+        <w:t xml:space="preserve">: </w:t>
+      </w:r>
+      <w:r>
+        <w:rPr>
+          <w:rFonts w:ascii="Times New Roman" w:hAnsi="Times New Roman" w:cs="Times New Roman"/>
           <w:sz w:val="28"/>
           <w:szCs w:val="28"/>
         </w:rPr>
-        <w:t>số</w:t>
-      </w:r>
-      <w:proofErr w:type="spellEnd"/>
-      <w:r>
-        <w:rPr>
-          <w:rFonts w:ascii="Times New Roman" w:hAnsi="Times New Roman" w:cs="Times New Roman"/>
-          <w:bCs/>
+        <w:t>115008006</w:t>
+      </w:r>
+      <w:r>
+        <w:rPr>
+          <w:rFonts w:ascii="Times New Roman" w:hAnsi="Times New Roman" w:cs="Times New Roman"/>
           <w:sz w:val="28"/>
           <w:szCs w:val="28"/>
-        </w:rPr>
-        <w:t xml:space="preserve"> </w:t>
-      </w:r>
-      <w:proofErr w:type="spellStart"/>
-      <w:r>
-        <w:rPr>
-          <w:rFonts w:ascii="Times New Roman" w:hAnsi="Times New Roman" w:cs="Times New Roman"/>
-          <w:bCs/>
+          <w:lang w:val="en-US"/>
+        </w:rPr>
+        <w:t>8</w:t>
+      </w:r>
+    </w:p>
+    <w:p>
+      <w:pPr>
+        <w:ind w:firstLine="2070"/>
+        <w:rPr>
+          <w:rFonts w:ascii="Times New Roman" w:hAnsi="Times New Roman" w:cs="Times New Roman"/>
           <w:sz w:val="28"/>
           <w:szCs w:val="28"/>
         </w:rPr>
-        <w:t>sinh</w:t>
-      </w:r>
-      <w:proofErr w:type="spellEnd"/>
-      <w:r>
-        <w:rPr>
-          <w:rFonts w:ascii="Times New Roman" w:hAnsi="Times New Roman" w:cs="Times New Roman"/>
-          <w:bCs/>
+      </w:pPr>
+      <w:r>
+        <w:rPr>
+          <w:rFonts w:ascii="Times New Roman" w:hAnsi="Times New Roman" w:cs="Times New Roman"/>
           <w:sz w:val="28"/>
           <w:szCs w:val="28"/>
         </w:rPr>
-        <w:t xml:space="preserve"> </w:t>
-      </w:r>
-      <w:proofErr w:type="spellStart"/>
-      <w:r>
-        <w:rPr>
-          <w:rFonts w:ascii="Times New Roman" w:hAnsi="Times New Roman" w:cs="Times New Roman"/>
-          <w:bCs/>
-          <w:sz w:val="28"/>
-          <w:szCs w:val="28"/>
-        </w:rPr>
-        <w:t>viên</w:t>
-      </w:r>
-      <w:proofErr w:type="spellEnd"/>
-      <w:r>
-        <w:rPr>
-          <w:rFonts w:ascii="Times New Roman" w:hAnsi="Times New Roman" w:cs="Times New Roman"/>
-          <w:b/>
-          <w:sz w:val="28"/>
-          <w:szCs w:val="28"/>
-        </w:rPr>
-        <w:t xml:space="preserve">: </w:t>
-      </w:r>
-      <w:r>
-        <w:rPr>
-          <w:rFonts w:ascii="Times New Roman" w:hAnsi="Times New Roman" w:cs="Times New Roman"/>
-          <w:sz w:val="28"/>
-          <w:szCs w:val="28"/>
-        </w:rPr>
-        <w:t>115008006</w:t>
-      </w:r>
-      <w:r>
-        <w:rPr>
-          <w:rFonts w:ascii="Times New Roman" w:hAnsi="Times New Roman" w:cs="Times New Roman"/>
-          <w:sz w:val="28"/>
-          <w:szCs w:val="28"/>
-          <w:lang w:val="en-US"/>
-        </w:rPr>
-        <w:t>8</w:t>
-      </w:r>
-    </w:p>
-    <w:p>
-      <w:pPr>
-        <w:ind w:firstLine="2070"/>
-        <w:rPr>
-          <w:rFonts w:ascii="Times New Roman" w:hAnsi="Times New Roman" w:cs="Times New Roman"/>
-          <w:sz w:val="28"/>
-          <w:szCs w:val="28"/>
-        </w:rPr>
-      </w:pPr>
-      <w:proofErr w:type="spellStart"/>
-      <w:r>
-        <w:rPr>
-          <w:rFonts w:ascii="Times New Roman" w:hAnsi="Times New Roman" w:cs="Times New Roman"/>
-          <w:sz w:val="28"/>
-          <w:szCs w:val="28"/>
-        </w:rPr>
-        <w:t>Lớp</w:t>
-      </w:r>
-      <w:proofErr w:type="spellEnd"/>
-      <w:r>
-        <w:rPr>
-          <w:rFonts w:ascii="Times New Roman" w:hAnsi="Times New Roman" w:cs="Times New Roman"/>
-          <w:sz w:val="28"/>
-          <w:szCs w:val="28"/>
-        </w:rPr>
-        <w:t>: 11_ĐH_CNPM1</w:t>
+        <w:t>Lớp: 11_ĐH_CNPM1</w:t>
       </w:r>
     </w:p>
     <w:p>
@@ -636,23 +385,13 @@
           <w:szCs w:val="28"/>
         </w:rPr>
       </w:pPr>
-      <w:proofErr w:type="spellStart"/>
       <w:r>
         <w:rPr>
           <w:rFonts w:ascii="Times New Roman" w:hAnsi="Times New Roman" w:cs="Times New Roman"/>
           <w:sz w:val="28"/>
           <w:szCs w:val="28"/>
         </w:rPr>
-        <w:t>Khóa</w:t>
-      </w:r>
-      <w:proofErr w:type="spellEnd"/>
-      <w:r>
-        <w:rPr>
-          <w:rFonts w:ascii="Times New Roman" w:hAnsi="Times New Roman" w:cs="Times New Roman"/>
-          <w:sz w:val="28"/>
-          <w:szCs w:val="28"/>
-        </w:rPr>
-        <w:t>: 2022 - 2026</w:t>
+        <w:t>Khóa: 2022 - 2026</w:t>
       </w:r>
     </w:p>
     <w:p>
@@ -762,113 +501,41 @@
           <w:b/>
           <w:i/>
         </w:rPr>
-        <w:t xml:space="preserve">TP. </w:t>
-      </w:r>
-      <w:proofErr w:type="spellStart"/>
+        <w:t xml:space="preserve">TP. Hồ Chí Minh, </w:t>
+      </w:r>
       <w:r>
         <w:rPr>
           <w:rFonts w:ascii="Times New Roman" w:hAnsi="Times New Roman" w:cs="Times New Roman"/>
           <w:b/>
           <w:i/>
-        </w:rPr>
-        <w:t>Hồ</w:t>
-      </w:r>
-      <w:proofErr w:type="spellEnd"/>
+          <w:lang w:val="en-US"/>
+        </w:rPr>
+        <w:t>6</w:t>
+      </w:r>
       <w:r>
         <w:rPr>
           <w:rFonts w:ascii="Times New Roman" w:hAnsi="Times New Roman" w:cs="Times New Roman"/>
           <w:b/>
           <w:i/>
         </w:rPr>
-        <w:t xml:space="preserve"> </w:t>
-      </w:r>
-      <w:proofErr w:type="spellStart"/>
+        <w:t xml:space="preserve"> tháng </w:t>
+      </w:r>
       <w:r>
         <w:rPr>
           <w:rFonts w:ascii="Times New Roman" w:hAnsi="Times New Roman" w:cs="Times New Roman"/>
           <w:b/>
           <w:i/>
-        </w:rPr>
-        <w:t>Chí</w:t>
-      </w:r>
-      <w:proofErr w:type="spellEnd"/>
+          <w:lang w:val="en-US"/>
+        </w:rPr>
+        <w:t>10</w:t>
+      </w:r>
       <w:r>
         <w:rPr>
           <w:rFonts w:ascii="Times New Roman" w:hAnsi="Times New Roman" w:cs="Times New Roman"/>
           <w:b/>
           <w:i/>
         </w:rPr>
-        <w:t xml:space="preserve"> Minh, </w:t>
-      </w:r>
-      <w:r>
-        <w:rPr>
-          <w:rFonts w:ascii="Times New Roman" w:hAnsi="Times New Roman" w:cs="Times New Roman"/>
-          <w:b/>
-          <w:i/>
-          <w:lang w:val="en-US"/>
-        </w:rPr>
-        <w:t>6</w:t>
-      </w:r>
-      <w:r>
-        <w:rPr>
-          <w:rFonts w:ascii="Times New Roman" w:hAnsi="Times New Roman" w:cs="Times New Roman"/>
-          <w:b/>
-          <w:i/>
-        </w:rPr>
-        <w:t xml:space="preserve"> </w:t>
-      </w:r>
-      <w:proofErr w:type="spellStart"/>
-      <w:r>
-        <w:rPr>
-          <w:rFonts w:ascii="Times New Roman" w:hAnsi="Times New Roman" w:cs="Times New Roman"/>
-          <w:b/>
-          <w:i/>
-        </w:rPr>
-        <w:t>tháng</w:t>
-      </w:r>
-      <w:proofErr w:type="spellEnd"/>
-      <w:r>
-        <w:rPr>
-          <w:rFonts w:ascii="Times New Roman" w:hAnsi="Times New Roman" w:cs="Times New Roman"/>
-          <w:b/>
-          <w:i/>
-        </w:rPr>
-        <w:t xml:space="preserve"> </w:t>
-      </w:r>
-      <w:r>
-        <w:rPr>
-          <w:rFonts w:ascii="Times New Roman" w:hAnsi="Times New Roman" w:cs="Times New Roman"/>
-          <w:b/>
-          <w:i/>
-          <w:lang w:val="en-US"/>
-        </w:rPr>
-        <w:t>10</w:t>
-      </w:r>
-      <w:r>
-        <w:rPr>
-          <w:rFonts w:ascii="Times New Roman" w:hAnsi="Times New Roman" w:cs="Times New Roman"/>
-          <w:b/>
-          <w:i/>
-        </w:rPr>
-        <w:t xml:space="preserve"> </w:t>
-      </w:r>
-      <w:proofErr w:type="spellStart"/>
-      <w:r>
-        <w:rPr>
-          <w:rFonts w:ascii="Times New Roman" w:hAnsi="Times New Roman" w:cs="Times New Roman"/>
-          <w:b/>
-          <w:i/>
-        </w:rPr>
-        <w:t>năm</w:t>
-      </w:r>
-      <w:proofErr w:type="spellEnd"/>
-      <w:r>
-        <w:rPr>
-          <w:rFonts w:ascii="Times New Roman" w:hAnsi="Times New Roman" w:cs="Times New Roman"/>
-          <w:b/>
-          <w:i/>
-        </w:rPr>
-        <w:t xml:space="preserve"> 202</w:t>
+        <w:t xml:space="preserve"> năm 202</w:t>
       </w:r>
       <w:r>
         <w:rPr>
@@ -907,99 +574,41 @@
           <w:lang w:val="en-US"/>
         </w:rPr>
         <w:br/>
-      </w:r>
-      <w:proofErr w:type="spellStart"/>
-      <w:r>
-        <w:rPr>
-          <w:rFonts w:ascii="Times New Roman" w:hAnsi="Times New Roman" w:cs="Times New Roman"/>
-          <w:sz w:val="26"/>
-          <w:szCs w:val="26"/>
-          <w:lang w:val="en-US"/>
-        </w:rPr>
-        <w:t>Thực</w:t>
-      </w:r>
-      <w:proofErr w:type="spellEnd"/>
-      <w:r>
-        <w:rPr>
-          <w:rFonts w:ascii="Times New Roman" w:hAnsi="Times New Roman" w:cs="Times New Roman"/>
-          <w:sz w:val="26"/>
-          <w:szCs w:val="26"/>
-          <w:lang w:val="en-US"/>
-        </w:rPr>
-        <w:t xml:space="preserve"> </w:t>
-      </w:r>
-      <w:proofErr w:type="spellStart"/>
-      <w:r>
-        <w:rPr>
-          <w:rFonts w:ascii="Times New Roman" w:hAnsi="Times New Roman" w:cs="Times New Roman"/>
-          <w:sz w:val="26"/>
-          <w:szCs w:val="26"/>
-          <w:lang w:val="en-US"/>
-        </w:rPr>
-        <w:t>hành</w:t>
-      </w:r>
-      <w:proofErr w:type="spellEnd"/>
-      <w:r>
-        <w:rPr>
-          <w:rFonts w:ascii="Times New Roman" w:hAnsi="Times New Roman" w:cs="Times New Roman"/>
-          <w:sz w:val="26"/>
-          <w:szCs w:val="26"/>
-          <w:lang w:val="en-US"/>
-        </w:rPr>
-        <w:t xml:space="preserve"> 1:</w:t>
-      </w:r>
-    </w:p>
-    <w:p>
-      <w:pPr>
-        <w:rPr>
-          <w:rFonts w:ascii="Times New Roman" w:hAnsi="Times New Roman" w:cs="Times New Roman"/>
-          <w:sz w:val="26"/>
-          <w:szCs w:val="26"/>
-          <w:lang w:val="en-US"/>
-        </w:rPr>
-      </w:pPr>
-      <w:r>
-        <w:rPr>
-          <w:rFonts w:ascii="Times New Roman" w:hAnsi="Times New Roman" w:cs="Times New Roman"/>
-          <w:sz w:val="26"/>
-          <w:szCs w:val="26"/>
-          <w:lang w:val="en-US"/>
-        </w:rPr>
-        <w:t xml:space="preserve">+Giao </w:t>
-      </w:r>
-      <w:proofErr w:type="spellStart"/>
-      <w:r>
-        <w:rPr>
-          <w:rFonts w:ascii="Times New Roman" w:hAnsi="Times New Roman" w:cs="Times New Roman"/>
-          <w:sz w:val="26"/>
-          <w:szCs w:val="26"/>
-          <w:lang w:val="en-US"/>
-        </w:rPr>
-        <w:t>diện</w:t>
-      </w:r>
-      <w:proofErr w:type="spellEnd"/>
-      <w:r>
-        <w:rPr>
-          <w:rFonts w:ascii="Times New Roman" w:hAnsi="Times New Roman" w:cs="Times New Roman"/>
-          <w:sz w:val="26"/>
-          <w:szCs w:val="26"/>
-          <w:lang w:val="en-US"/>
-        </w:rPr>
-        <w:t>:</w:t>
-      </w:r>
-    </w:p>
-    <w:p>
-      <w:pPr>
-        <w:rPr>
-          <w:rFonts w:ascii="Times New Roman" w:hAnsi="Times New Roman" w:cs="Times New Roman"/>
-          <w:sz w:val="26"/>
-          <w:szCs w:val="26"/>
-          <w:lang w:val="en-US"/>
-        </w:rPr>
-      </w:pPr>
-      <w:r>
-        <w:rPr>
-          <w:rFonts w:ascii="Times New Roman" w:hAnsi="Times New Roman" w:cs="Times New Roman"/>
+        <w:t>Thực hành 1:</w:t>
+      </w:r>
+    </w:p>
+    <w:p>
+      <w:pPr>
+        <w:rPr>
+          <w:rFonts w:ascii="Times New Roman" w:hAnsi="Times New Roman" w:cs="Times New Roman"/>
+          <w:sz w:val="26"/>
+          <w:szCs w:val="26"/>
+          <w:lang w:val="en-US"/>
+        </w:rPr>
+      </w:pPr>
+      <w:r>
+        <w:rPr>
+          <w:rFonts w:ascii="Times New Roman" w:hAnsi="Times New Roman" w:cs="Times New Roman"/>
+          <w:sz w:val="26"/>
+          <w:szCs w:val="26"/>
+          <w:lang w:val="en-US"/>
+        </w:rPr>
+        <w:t>+Giao diện:</w:t>
+      </w:r>
+    </w:p>
+    <w:p>
+      <w:pPr>
+        <w:rPr>
+          <w:rFonts w:ascii="Times New Roman" w:hAnsi="Times New Roman" w:cs="Times New Roman"/>
+          <w:sz w:val="26"/>
+          <w:szCs w:val="26"/>
+          <w:lang w:val="en-US"/>
+        </w:rPr>
+      </w:pPr>
+      <w:r>
+        <w:rPr>
+          <w:rFonts w:ascii="Times New Roman" w:hAnsi="Times New Roman" w:cs="Times New Roman"/>
+          <w:noProof/>
           <w:sz w:val="26"/>
           <w:szCs w:val="26"/>
           <w:lang w:val="en-US"/>
@@ -1057,81 +666,22 @@
           <w:szCs w:val="26"/>
           <w:lang w:val="en-US"/>
         </w:rPr>
-        <w:t xml:space="preserve">+ </w:t>
-      </w:r>
-      <w:proofErr w:type="spellStart"/>
-      <w:r>
-        <w:rPr>
-          <w:rFonts w:ascii="Times New Roman" w:hAnsi="Times New Roman" w:cs="Times New Roman"/>
-          <w:sz w:val="26"/>
-          <w:szCs w:val="26"/>
-          <w:lang w:val="en-US"/>
-        </w:rPr>
-        <w:t>Chọn</w:t>
-      </w:r>
-      <w:proofErr w:type="spellEnd"/>
-      <w:r>
-        <w:rPr>
-          <w:rFonts w:ascii="Times New Roman" w:hAnsi="Times New Roman" w:cs="Times New Roman"/>
-          <w:sz w:val="26"/>
-          <w:szCs w:val="26"/>
-          <w:lang w:val="en-US"/>
-        </w:rPr>
-        <w:t xml:space="preserve"> </w:t>
-      </w:r>
-      <w:proofErr w:type="spellStart"/>
-      <w:r>
-        <w:rPr>
-          <w:rFonts w:ascii="Times New Roman" w:hAnsi="Times New Roman" w:cs="Times New Roman"/>
-          <w:sz w:val="26"/>
-          <w:szCs w:val="26"/>
-          <w:lang w:val="en-US"/>
-        </w:rPr>
-        <w:t>số</w:t>
-      </w:r>
-      <w:proofErr w:type="spellEnd"/>
-      <w:r>
-        <w:rPr>
-          <w:rFonts w:ascii="Times New Roman" w:hAnsi="Times New Roman" w:cs="Times New Roman"/>
-          <w:sz w:val="26"/>
-          <w:szCs w:val="26"/>
-          <w:lang w:val="en-US"/>
-        </w:rPr>
-        <w:t xml:space="preserve"> </w:t>
-      </w:r>
-      <w:proofErr w:type="spellStart"/>
-      <w:r>
-        <w:rPr>
-          <w:rFonts w:ascii="Times New Roman" w:hAnsi="Times New Roman" w:cs="Times New Roman"/>
-          <w:sz w:val="26"/>
-          <w:szCs w:val="26"/>
-          <w:lang w:val="en-US"/>
-        </w:rPr>
-        <w:t>bàn</w:t>
-      </w:r>
-      <w:proofErr w:type="spellEnd"/>
-      <w:r>
-        <w:rPr>
-          <w:rFonts w:ascii="Times New Roman" w:hAnsi="Times New Roman" w:cs="Times New Roman"/>
-          <w:sz w:val="26"/>
-          <w:szCs w:val="26"/>
-          <w:lang w:val="en-US"/>
-        </w:rPr>
-        <w:t>:</w:t>
-      </w:r>
-    </w:p>
-    <w:p>
-      <w:pPr>
-        <w:rPr>
-          <w:rFonts w:ascii="Times New Roman" w:hAnsi="Times New Roman" w:cs="Times New Roman"/>
-          <w:sz w:val="26"/>
-          <w:szCs w:val="26"/>
-          <w:lang w:val="en-US"/>
-        </w:rPr>
-      </w:pPr>
-      <w:r>
-        <w:rPr>
-          <w:rFonts w:ascii="Times New Roman" w:hAnsi="Times New Roman" w:cs="Times New Roman"/>
+        <w:t>+ Chọn số bàn:</w:t>
+      </w:r>
+    </w:p>
+    <w:p>
+      <w:pPr>
+        <w:rPr>
+          <w:rFonts w:ascii="Times New Roman" w:hAnsi="Times New Roman" w:cs="Times New Roman"/>
+          <w:sz w:val="26"/>
+          <w:szCs w:val="26"/>
+          <w:lang w:val="en-US"/>
+        </w:rPr>
+      </w:pPr>
+      <w:r>
+        <w:rPr>
+          <w:rFonts w:ascii="Times New Roman" w:hAnsi="Times New Roman" w:cs="Times New Roman"/>
+          <w:noProof/>
           <w:sz w:val="26"/>
           <w:szCs w:val="26"/>
           <w:lang w:val="en-US"/>
@@ -1190,27 +740,7 @@
           <w:szCs w:val="26"/>
           <w:lang w:val="en-US"/>
         </w:rPr>
-        <w:t xml:space="preserve">Order </w:t>
-      </w:r>
-      <w:proofErr w:type="spellStart"/>
-      <w:r>
-        <w:rPr>
-          <w:rFonts w:ascii="Times New Roman" w:hAnsi="Times New Roman" w:cs="Times New Roman"/>
-          <w:sz w:val="26"/>
-          <w:szCs w:val="26"/>
-          <w:lang w:val="en-US"/>
-        </w:rPr>
-        <w:t>xuất</w:t>
-      </w:r>
-      <w:proofErr w:type="spellEnd"/>
-      <w:r>
-        <w:rPr>
-          <w:rFonts w:ascii="Times New Roman" w:hAnsi="Times New Roman" w:cs="Times New Roman"/>
-          <w:sz w:val="26"/>
-          <w:szCs w:val="26"/>
-          <w:lang w:val="en-US"/>
-        </w:rPr>
-        <w:t xml:space="preserve"> file:</w:t>
+        <w:t>Order xuất file:</w:t>
       </w:r>
       <w:r>
         <w:rPr>
@@ -1224,6 +754,7 @@
       <w:r>
         <w:rPr>
           <w:rFonts w:ascii="Times New Roman" w:hAnsi="Times New Roman" w:cs="Times New Roman"/>
+          <w:noProof/>
           <w:sz w:val="26"/>
           <w:szCs w:val="26"/>
           <w:lang w:val="en-US"/>
@@ -1274,39 +805,29 @@
           <w:lang w:val="en-US"/>
         </w:rPr>
       </w:pPr>
-      <w:proofErr w:type="spellStart"/>
-      <w:r>
-        <w:rPr>
-          <w:rFonts w:ascii="Times New Roman" w:hAnsi="Times New Roman" w:cs="Times New Roman"/>
-          <w:sz w:val="26"/>
-          <w:szCs w:val="26"/>
-          <w:lang w:val="en-US"/>
-        </w:rPr>
-        <w:t>Nội</w:t>
-      </w:r>
-      <w:proofErr w:type="spellEnd"/>
-      <w:r>
-        <w:rPr>
-          <w:rFonts w:ascii="Times New Roman" w:hAnsi="Times New Roman" w:cs="Times New Roman"/>
-          <w:sz w:val="26"/>
-          <w:szCs w:val="26"/>
-          <w:lang w:val="en-US"/>
-        </w:rPr>
-        <w:t xml:space="preserve"> dung File:</w:t>
-      </w:r>
-    </w:p>
-    <w:p>
-      <w:pPr>
-        <w:rPr>
-          <w:rFonts w:ascii="Times New Roman" w:hAnsi="Times New Roman" w:cs="Times New Roman"/>
-          <w:sz w:val="26"/>
-          <w:szCs w:val="26"/>
-          <w:lang w:val="en-US"/>
-        </w:rPr>
-      </w:pPr>
-      <w:r>
-        <w:rPr>
-          <w:rFonts w:ascii="Times New Roman" w:hAnsi="Times New Roman" w:cs="Times New Roman"/>
+      <w:r>
+        <w:rPr>
+          <w:rFonts w:ascii="Times New Roman" w:hAnsi="Times New Roman" w:cs="Times New Roman"/>
+          <w:sz w:val="26"/>
+          <w:szCs w:val="26"/>
+          <w:lang w:val="en-US"/>
+        </w:rPr>
+        <w:t>Nội dung File:</w:t>
+      </w:r>
+    </w:p>
+    <w:p>
+      <w:pPr>
+        <w:rPr>
+          <w:rFonts w:ascii="Times New Roman" w:hAnsi="Times New Roman" w:cs="Times New Roman"/>
+          <w:sz w:val="26"/>
+          <w:szCs w:val="26"/>
+          <w:lang w:val="en-US"/>
+        </w:rPr>
+      </w:pPr>
+      <w:r>
+        <w:rPr>
+          <w:rFonts w:ascii="Times New Roman" w:hAnsi="Times New Roman" w:cs="Times New Roman"/>
+          <w:noProof/>
           <w:sz w:val="26"/>
           <w:szCs w:val="26"/>
           <w:lang w:val="en-US"/>
@@ -1366,60 +887,22 @@
           <w:lang w:val="en-US"/>
         </w:rPr>
         <w:br/>
-      </w:r>
-      <w:proofErr w:type="spellStart"/>
-      <w:r>
-        <w:rPr>
-          <w:rFonts w:ascii="Times New Roman" w:hAnsi="Times New Roman" w:cs="Times New Roman"/>
-          <w:sz w:val="26"/>
-          <w:szCs w:val="26"/>
-          <w:lang w:val="en-US"/>
-        </w:rPr>
-        <w:t>Thực</w:t>
-      </w:r>
-      <w:proofErr w:type="spellEnd"/>
-      <w:r>
-        <w:rPr>
-          <w:rFonts w:ascii="Times New Roman" w:hAnsi="Times New Roman" w:cs="Times New Roman"/>
-          <w:sz w:val="26"/>
-          <w:szCs w:val="26"/>
-          <w:lang w:val="en-US"/>
-        </w:rPr>
-        <w:t xml:space="preserve"> </w:t>
-      </w:r>
-      <w:proofErr w:type="spellStart"/>
-      <w:r>
-        <w:rPr>
-          <w:rFonts w:ascii="Times New Roman" w:hAnsi="Times New Roman" w:cs="Times New Roman"/>
-          <w:sz w:val="26"/>
-          <w:szCs w:val="26"/>
-          <w:lang w:val="en-US"/>
-        </w:rPr>
-        <w:t>hành</w:t>
-      </w:r>
-      <w:proofErr w:type="spellEnd"/>
-      <w:r>
-        <w:rPr>
-          <w:rFonts w:ascii="Times New Roman" w:hAnsi="Times New Roman" w:cs="Times New Roman"/>
-          <w:sz w:val="26"/>
-          <w:szCs w:val="26"/>
-          <w:lang w:val="en-US"/>
-        </w:rPr>
-        <w:t xml:space="preserve"> 2:</w:t>
-      </w:r>
-    </w:p>
-    <w:p>
-      <w:pPr>
-        <w:rPr>
-          <w:rFonts w:ascii="Times New Roman" w:hAnsi="Times New Roman" w:cs="Times New Roman"/>
-          <w:sz w:val="26"/>
-          <w:szCs w:val="26"/>
-          <w:lang w:val="en-US"/>
-        </w:rPr>
-      </w:pPr>
-      <w:r>
-        <w:rPr>
-          <w:rFonts w:ascii="Times New Roman" w:hAnsi="Times New Roman" w:cs="Times New Roman"/>
+        <w:t>Thực hành 2:</w:t>
+      </w:r>
+    </w:p>
+    <w:p>
+      <w:pPr>
+        <w:rPr>
+          <w:rFonts w:ascii="Times New Roman" w:hAnsi="Times New Roman" w:cs="Times New Roman"/>
+          <w:sz w:val="26"/>
+          <w:szCs w:val="26"/>
+          <w:lang w:val="en-US"/>
+        </w:rPr>
+      </w:pPr>
+      <w:r>
+        <w:rPr>
+          <w:rFonts w:ascii="Times New Roman" w:hAnsi="Times New Roman" w:cs="Times New Roman"/>
+          <w:noProof/>
           <w:sz w:val="26"/>
           <w:szCs w:val="26"/>
           <w:lang w:val="en-US"/>
@@ -1481,165 +964,240 @@
           <w:lang w:val="en-US"/>
         </w:rPr>
       </w:pPr>
-      <w:proofErr w:type="spellStart"/>
-      <w:r>
-        <w:rPr>
-          <w:rFonts w:ascii="Times New Roman" w:hAnsi="Times New Roman" w:cs="Times New Roman"/>
-          <w:sz w:val="26"/>
-          <w:szCs w:val="26"/>
-          <w:lang w:val="en-US"/>
-        </w:rPr>
-        <w:t>Thực</w:t>
-      </w:r>
-      <w:proofErr w:type="spellEnd"/>
-      <w:r>
-        <w:rPr>
-          <w:rFonts w:ascii="Times New Roman" w:hAnsi="Times New Roman" w:cs="Times New Roman"/>
-          <w:sz w:val="26"/>
-          <w:szCs w:val="26"/>
-          <w:lang w:val="en-US"/>
-        </w:rPr>
-        <w:t xml:space="preserve"> </w:t>
-      </w:r>
-      <w:proofErr w:type="spellStart"/>
-      <w:r>
-        <w:rPr>
-          <w:rFonts w:ascii="Times New Roman" w:hAnsi="Times New Roman" w:cs="Times New Roman"/>
-          <w:sz w:val="26"/>
-          <w:szCs w:val="26"/>
-          <w:lang w:val="en-US"/>
-        </w:rPr>
-        <w:t>hành</w:t>
-      </w:r>
-      <w:proofErr w:type="spellEnd"/>
-      <w:r>
-        <w:rPr>
-          <w:rFonts w:ascii="Times New Roman" w:hAnsi="Times New Roman" w:cs="Times New Roman"/>
-          <w:sz w:val="26"/>
-          <w:szCs w:val="26"/>
-          <w:lang w:val="en-US"/>
-        </w:rPr>
-        <w:t xml:space="preserve"> 1: </w:t>
-      </w:r>
-      <w:proofErr w:type="spellStart"/>
-      <w:r>
-        <w:rPr>
-          <w:rFonts w:ascii="Times New Roman" w:hAnsi="Times New Roman" w:cs="Times New Roman"/>
-          <w:sz w:val="26"/>
-          <w:szCs w:val="26"/>
-          <w:lang w:val="en-US"/>
-        </w:rPr>
-        <w:t>Tạo</w:t>
-      </w:r>
-      <w:proofErr w:type="spellEnd"/>
-      <w:r>
-        <w:rPr>
-          <w:rFonts w:ascii="Times New Roman" w:hAnsi="Times New Roman" w:cs="Times New Roman"/>
-          <w:sz w:val="26"/>
-          <w:szCs w:val="26"/>
-          <w:lang w:val="en-US"/>
-        </w:rPr>
-        <w:t xml:space="preserve"> </w:t>
-      </w:r>
-      <w:proofErr w:type="spellStart"/>
-      <w:r>
-        <w:rPr>
-          <w:rFonts w:ascii="Times New Roman" w:hAnsi="Times New Roman" w:cs="Times New Roman"/>
-          <w:sz w:val="26"/>
-          <w:szCs w:val="26"/>
-          <w:lang w:val="en-US"/>
-        </w:rPr>
-        <w:t>kết</w:t>
-      </w:r>
-      <w:proofErr w:type="spellEnd"/>
-      <w:r>
-        <w:rPr>
-          <w:rFonts w:ascii="Times New Roman" w:hAnsi="Times New Roman" w:cs="Times New Roman"/>
-          <w:sz w:val="26"/>
-          <w:szCs w:val="26"/>
-          <w:lang w:val="en-US"/>
-        </w:rPr>
-        <w:t xml:space="preserve"> </w:t>
-      </w:r>
-      <w:proofErr w:type="spellStart"/>
-      <w:r>
-        <w:rPr>
-          <w:rFonts w:ascii="Times New Roman" w:hAnsi="Times New Roman" w:cs="Times New Roman"/>
-          <w:sz w:val="26"/>
-          <w:szCs w:val="26"/>
-          <w:lang w:val="en-US"/>
-        </w:rPr>
-        <w:t>nối</w:t>
-      </w:r>
-      <w:proofErr w:type="spellEnd"/>
-      <w:r>
-        <w:rPr>
-          <w:rFonts w:ascii="Times New Roman" w:hAnsi="Times New Roman" w:cs="Times New Roman"/>
-          <w:sz w:val="26"/>
-          <w:szCs w:val="26"/>
-          <w:lang w:val="en-US"/>
-        </w:rPr>
-        <w:t xml:space="preserve"> </w:t>
-      </w:r>
-      <w:proofErr w:type="spellStart"/>
-      <w:r>
-        <w:rPr>
-          <w:rFonts w:ascii="Times New Roman" w:hAnsi="Times New Roman" w:cs="Times New Roman"/>
-          <w:sz w:val="26"/>
-          <w:szCs w:val="26"/>
-          <w:lang w:val="en-US"/>
-        </w:rPr>
-        <w:t>giữa</w:t>
-      </w:r>
-      <w:proofErr w:type="spellEnd"/>
-      <w:r>
-        <w:rPr>
-          <w:rFonts w:ascii="Times New Roman" w:hAnsi="Times New Roman" w:cs="Times New Roman"/>
-          <w:sz w:val="26"/>
-          <w:szCs w:val="26"/>
-          <w:lang w:val="en-US"/>
-        </w:rPr>
-        <w:t xml:space="preserve"> </w:t>
-      </w:r>
-      <w:proofErr w:type="spellStart"/>
-      <w:r>
-        <w:rPr>
-          <w:rFonts w:ascii="Times New Roman" w:hAnsi="Times New Roman" w:cs="Times New Roman"/>
-          <w:sz w:val="26"/>
-          <w:szCs w:val="26"/>
-          <w:lang w:val="en-US"/>
-        </w:rPr>
-        <w:t>Winform</w:t>
-      </w:r>
-      <w:proofErr w:type="spellEnd"/>
-      <w:r>
-        <w:rPr>
-          <w:rFonts w:ascii="Times New Roman" w:hAnsi="Times New Roman" w:cs="Times New Roman"/>
-          <w:sz w:val="26"/>
-          <w:szCs w:val="26"/>
-          <w:lang w:val="en-US"/>
-        </w:rPr>
-        <w:t xml:space="preserve"> </w:t>
-      </w:r>
-      <w:proofErr w:type="spellStart"/>
-      <w:r>
-        <w:rPr>
-          <w:rFonts w:ascii="Times New Roman" w:hAnsi="Times New Roman" w:cs="Times New Roman"/>
-          <w:sz w:val="26"/>
-          <w:szCs w:val="26"/>
-          <w:lang w:val="en-US"/>
-        </w:rPr>
-        <w:t>và</w:t>
-      </w:r>
-      <w:proofErr w:type="spellEnd"/>
-      <w:r>
-        <w:rPr>
-          <w:rFonts w:ascii="Times New Roman" w:hAnsi="Times New Roman" w:cs="Times New Roman"/>
-          <w:sz w:val="26"/>
-          <w:szCs w:val="26"/>
-          <w:lang w:val="en-US"/>
-        </w:rPr>
-        <w:t xml:space="preserve"> CSDL.</w:t>
+      <w:r>
+        <w:rPr>
+          <w:rFonts w:ascii="Times New Roman" w:hAnsi="Times New Roman" w:cs="Times New Roman"/>
+          <w:sz w:val="26"/>
+          <w:szCs w:val="26"/>
+          <w:lang w:val="en-US"/>
+        </w:rPr>
+        <w:t>Thực hành 1: Tạo kết nối giữa Winform và CSDL</w:t>
+      </w:r>
+      <w:r>
+        <w:rPr>
+          <w:rFonts w:ascii="Times New Roman" w:hAnsi="Times New Roman" w:cs="Times New Roman"/>
+          <w:sz w:val="26"/>
+          <w:szCs w:val="26"/>
+          <w:lang w:val="en-US"/>
+        </w:rPr>
+        <w:t>(ORACLE)</w:t>
+      </w:r>
+      <w:r>
+        <w:rPr>
+          <w:rFonts w:ascii="Times New Roman" w:hAnsi="Times New Roman" w:cs="Times New Roman"/>
+          <w:sz w:val="26"/>
+          <w:szCs w:val="26"/>
+          <w:lang w:val="en-US"/>
+        </w:rPr>
+        <w:t>.</w:t>
+      </w:r>
+    </w:p>
+    <w:p>
+      <w:pPr>
+        <w:rPr>
+          <w:rFonts w:ascii="Times New Roman" w:hAnsi="Times New Roman" w:cs="Times New Roman"/>
+          <w:sz w:val="26"/>
+          <w:szCs w:val="26"/>
+          <w:lang w:val="en-US"/>
+        </w:rPr>
+      </w:pPr>
+      <w:r>
+        <w:rPr>
+          <w:rFonts w:ascii="Times New Roman" w:hAnsi="Times New Roman" w:cs="Times New Roman"/>
+          <w:sz w:val="26"/>
+          <w:szCs w:val="26"/>
+          <w:lang w:val="en-US"/>
+        </w:rPr>
+        <w:lastRenderedPageBreak/>
+        <w:t>Kết nối qua Connection String trong app.config và NuGet của Oracle</w:t>
+      </w:r>
+      <w:r>
+        <w:rPr>
+          <w:rFonts w:ascii="Times New Roman" w:hAnsi="Times New Roman" w:cs="Times New Roman"/>
+          <w:sz w:val="26"/>
+          <w:szCs w:val="26"/>
+          <w:lang w:val="en-US"/>
+        </w:rPr>
+        <w:br/>
+      </w:r>
+      <w:r>
+        <w:rPr>
+          <w:rFonts w:ascii="Times New Roman" w:hAnsi="Times New Roman" w:cs="Times New Roman"/>
+          <w:sz w:val="26"/>
+          <w:szCs w:val="26"/>
+          <w:lang w:val="en-US"/>
+        </w:rPr>
+        <w:drawing>
+          <wp:inline distT="0" distB="0" distL="0" distR="0" wp14:anchorId="174EC679" wp14:editId="6A616AD5">
+            <wp:extent cx="5731510" cy="3527425"/>
+            <wp:effectExtent l="0" t="0" r="2540" b="0"/>
+            <wp:docPr id="7" name="Picture 7"/>
+            <wp:cNvGraphicFramePr>
+              <a:graphicFrameLocks xmlns:a="http://schemas.openxmlformats.org/drawingml/2006/main" noChangeAspect="1"/>
+            </wp:cNvGraphicFramePr>
+            <a:graphic xmlns:a="http://schemas.openxmlformats.org/drawingml/2006/main">
+              <a:graphicData uri="http://schemas.openxmlformats.org/drawingml/2006/picture">
+                <pic:pic xmlns:pic="http://schemas.openxmlformats.org/drawingml/2006/picture">
+                  <pic:nvPicPr>
+                    <pic:cNvPr id="1" name=""/>
+                    <pic:cNvPicPr/>
+                  </pic:nvPicPr>
+                  <pic:blipFill>
+                    <a:blip r:embed="rId10"/>
+                    <a:stretch>
+                      <a:fillRect/>
+                    </a:stretch>
+                  </pic:blipFill>
+                  <pic:spPr>
+                    <a:xfrm>
+                      <a:off x="0" y="0"/>
+                      <a:ext cx="5731510" cy="3527425"/>
+                    </a:xfrm>
+                    <a:prstGeom prst="rect">
+                      <a:avLst/>
+                    </a:prstGeom>
+                  </pic:spPr>
+                </pic:pic>
+              </a:graphicData>
+            </a:graphic>
+          </wp:inline>
+        </w:drawing>
+      </w:r>
+    </w:p>
+    <w:p>
+      <w:pPr>
+        <w:rPr>
+          <w:rFonts w:ascii="Times New Roman" w:hAnsi="Times New Roman" w:cs="Times New Roman"/>
+          <w:sz w:val="26"/>
+          <w:szCs w:val="26"/>
+          <w:lang w:val="en-US"/>
+        </w:rPr>
+      </w:pPr>
+      <w:r>
+        <w:rPr>
+          <w:rFonts w:ascii="Times New Roman" w:hAnsi="Times New Roman" w:cs="Times New Roman"/>
+          <w:sz w:val="26"/>
+          <w:szCs w:val="26"/>
+          <w:lang w:val="en-US"/>
+        </w:rPr>
+        <w:drawing>
+          <wp:inline distT="0" distB="0" distL="0" distR="0" wp14:anchorId="1FBD9E14" wp14:editId="1808D3DE">
+            <wp:extent cx="5731510" cy="2721610"/>
+            <wp:effectExtent l="0" t="0" r="2540" b="2540"/>
+            <wp:docPr id="3" name="Picture 3"/>
+            <wp:cNvGraphicFramePr>
+              <a:graphicFrameLocks xmlns:a="http://schemas.openxmlformats.org/drawingml/2006/main" noChangeAspect="1"/>
+            </wp:cNvGraphicFramePr>
+            <a:graphic xmlns:a="http://schemas.openxmlformats.org/drawingml/2006/main">
+              <a:graphicData uri="http://schemas.openxmlformats.org/drawingml/2006/picture">
+                <pic:pic xmlns:pic="http://schemas.openxmlformats.org/drawingml/2006/picture">
+                  <pic:nvPicPr>
+                    <pic:cNvPr id="1" name=""/>
+                    <pic:cNvPicPr/>
+                  </pic:nvPicPr>
+                  <pic:blipFill>
+                    <a:blip r:embed="rId11"/>
+                    <a:stretch>
+                      <a:fillRect/>
+                    </a:stretch>
+                  </pic:blipFill>
+                  <pic:spPr>
+                    <a:xfrm>
+                      <a:off x="0" y="0"/>
+                      <a:ext cx="5731510" cy="2721610"/>
+                    </a:xfrm>
+                    <a:prstGeom prst="rect">
+                      <a:avLst/>
+                    </a:prstGeom>
+                  </pic:spPr>
+                </pic:pic>
+              </a:graphicData>
+            </a:graphic>
+          </wp:inline>
+        </w:drawing>
+      </w:r>
+    </w:p>
+    <w:p>
+      <w:pPr>
+        <w:rPr>
+          <w:rFonts w:ascii="Times New Roman" w:hAnsi="Times New Roman" w:cs="Times New Roman"/>
+          <w:sz w:val="26"/>
+          <w:szCs w:val="26"/>
+          <w:lang w:val="en-US"/>
+        </w:rPr>
+      </w:pPr>
+      <w:r>
+        <w:rPr>
+          <w:rFonts w:ascii="Times New Roman" w:hAnsi="Times New Roman" w:cs="Times New Roman"/>
+          <w:sz w:val="26"/>
+          <w:szCs w:val="26"/>
+          <w:lang w:val="en-US"/>
+        </w:rPr>
+        <w:t>Thực hành 2:</w:t>
+      </w:r>
+      <w:r>
+        <w:rPr>
+          <w:rFonts w:ascii="Times New Roman" w:hAnsi="Times New Roman" w:cs="Times New Roman"/>
+          <w:sz w:val="26"/>
+          <w:szCs w:val="26"/>
+          <w:lang w:val="en-US"/>
+        </w:rPr>
+        <w:br/>
+        <w:t>1. In Số lượng sinh viên</w:t>
+      </w:r>
+    </w:p>
+    <w:p>
+      <w:pPr>
+        <w:rPr>
+          <w:rFonts w:ascii="Times New Roman" w:hAnsi="Times New Roman" w:cs="Times New Roman"/>
+          <w:sz w:val="26"/>
+          <w:szCs w:val="26"/>
+          <w:lang w:val="en-US"/>
+        </w:rPr>
+      </w:pPr>
+      <w:r>
+        <w:rPr>
+          <w:rFonts w:ascii="Times New Roman" w:hAnsi="Times New Roman" w:cs="Times New Roman"/>
+          <w:sz w:val="26"/>
+          <w:szCs w:val="26"/>
+          <w:lang w:val="en-US"/>
+        </w:rPr>
+        <w:lastRenderedPageBreak/>
+        <w:drawing>
+          <wp:inline distT="0" distB="0" distL="0" distR="0" wp14:anchorId="5E45503C" wp14:editId="726C1689">
+            <wp:extent cx="5731510" cy="4391025"/>
+            <wp:effectExtent l="0" t="0" r="2540" b="9525"/>
+            <wp:docPr id="8" name="Picture 8"/>
+            <wp:cNvGraphicFramePr>
+              <a:graphicFrameLocks xmlns:a="http://schemas.openxmlformats.org/drawingml/2006/main" noChangeAspect="1"/>
+            </wp:cNvGraphicFramePr>
+            <a:graphic xmlns:a="http://schemas.openxmlformats.org/drawingml/2006/main">
+              <a:graphicData uri="http://schemas.openxmlformats.org/drawingml/2006/picture">
+                <pic:pic xmlns:pic="http://schemas.openxmlformats.org/drawingml/2006/picture">
+                  <pic:nvPicPr>
+                    <pic:cNvPr id="1" name=""/>
+                    <pic:cNvPicPr/>
+                  </pic:nvPicPr>
+                  <pic:blipFill>
+                    <a:blip r:embed="rId12"/>
+                    <a:stretch>
+                      <a:fillRect/>
+                    </a:stretch>
+                  </pic:blipFill>
+                  <pic:spPr>
+                    <a:xfrm>
+                      <a:off x="0" y="0"/>
+                      <a:ext cx="5731510" cy="4391025"/>
+                    </a:xfrm>
+                    <a:prstGeom prst="rect">
+                      <a:avLst/>
+                    </a:prstGeom>
+                  </pic:spPr>
+                </pic:pic>
+              </a:graphicData>
+            </a:graphic>
+          </wp:inline>
+        </w:drawing>
       </w:r>
     </w:p>
     <w:sectPr>
